--- a/Product CRUD REST API.docx
+++ b/Product CRUD REST API.docx
@@ -658,18 +658,18 @@
           <w:lang w:eastAsia="en-IN"/>
         </w:rPr>
         <w:br/>
-        <w:t xml:space="preserve">  name: String,</w:t>
-      </w:r>
-      <w:r>
-        <w:rPr>
-          <w:rFonts w:ascii="Courier New" w:eastAsia="Times New Roman" w:hAnsi="Courier New" w:cs="Courier New"/>
-          <w:sz w:val="20"/>
-          <w:szCs w:val="20"/>
-          <w:lang w:eastAsia="en-IN"/>
-        </w:rPr>
-        <w:br/>
-        <w:t xml:space="preserve">  slug: String,</w:t>
-      </w:r>
+      </w:r>
+      <w:r>
+        <w:rPr>
+          <w:rFonts w:ascii="Courier New" w:eastAsia="Times New Roman" w:hAnsi="Courier New" w:cs="Courier New"/>
+          <w:sz w:val="20"/>
+          <w:szCs w:val="20"/>
+          <w:lang w:eastAsia="en-IN"/>
+        </w:rPr>
+        <w:t xml:space="preserve">  name: String</w:t>
+      </w:r>
+      <w:bookmarkStart w:id="0" w:name="_GoBack"/>
+      <w:bookmarkEnd w:id="0"/>
       <w:r>
         <w:rPr>
           <w:rFonts w:ascii="Courier New" w:eastAsia="Times New Roman" w:hAnsi="Courier New" w:cs="Courier New"/>
@@ -718,6 +718,16 @@
           <w:lang w:eastAsia="en-IN"/>
         </w:rPr>
         <w:br/>
+        <w:t xml:space="preserve">  </w:t>
+      </w:r>
+      <w:r>
+        <w:rPr>
+          <w:rFonts w:ascii="Courier New" w:eastAsia="Times New Roman" w:hAnsi="Courier New" w:cs="Courier New"/>
+          <w:sz w:val="20"/>
+          <w:szCs w:val="20"/>
+          <w:lang w:eastAsia="en-IN"/>
+        </w:rPr>
+        <w:br/>
       </w:r>
       <w:r>
         <w:rPr>
@@ -727,16 +737,6 @@
           <w:lang w:eastAsia="en-IN"/>
         </w:rPr>
         <w:lastRenderedPageBreak/>
-        <w:t xml:space="preserve">  </w:t>
-      </w:r>
-      <w:r>
-        <w:rPr>
-          <w:rFonts w:ascii="Courier New" w:eastAsia="Times New Roman" w:hAnsi="Courier New" w:cs="Courier New"/>
-          <w:sz w:val="20"/>
-          <w:szCs w:val="20"/>
-          <w:lang w:eastAsia="en-IN"/>
-        </w:rPr>
-        <w:br/>
         <w:t xml:space="preserve">  brand: String,</w:t>
       </w:r>
       <w:r>
@@ -1632,47 +1632,47 @@
           <w:szCs w:val="20"/>
           <w:lang w:eastAsia="en-IN"/>
         </w:rPr>
+        <w:t>GET /</w:t>
+      </w:r>
+      <w:proofErr w:type="spellStart"/>
+      <w:r>
+        <w:rPr>
+          <w:rFonts w:ascii="Courier New" w:eastAsia="Times New Roman" w:hAnsi="Courier New" w:cs="Courier New"/>
+          <w:sz w:val="20"/>
+          <w:szCs w:val="20"/>
+          <w:lang w:eastAsia="en-IN"/>
+        </w:rPr>
+        <w:t>api</w:t>
+      </w:r>
+      <w:proofErr w:type="spellEnd"/>
+      <w:r>
+        <w:rPr>
+          <w:rFonts w:ascii="Courier New" w:eastAsia="Times New Roman" w:hAnsi="Courier New" w:cs="Courier New"/>
+          <w:sz w:val="20"/>
+          <w:szCs w:val="20"/>
+          <w:lang w:eastAsia="en-IN"/>
+        </w:rPr>
+        <w:t>/v1/products</w:t>
+      </w:r>
+    </w:p>
+    <w:p>
+      <w:pPr>
+        <w:spacing w:after="0" w:line="240" w:lineRule="auto"/>
+        <w:rPr>
+          <w:rFonts w:ascii="Times New Roman" w:eastAsia="Times New Roman" w:hAnsi="Times New Roman" w:cs="Times New Roman"/>
+          <w:sz w:val="24"/>
+          <w:szCs w:val="24"/>
+          <w:lang w:eastAsia="en-IN"/>
+        </w:rPr>
+      </w:pPr>
+      <w:r>
+        <w:rPr>
+          <w:rFonts w:ascii="Times New Roman" w:eastAsia="Times New Roman" w:hAnsi="Times New Roman" w:cs="Times New Roman"/>
+          <w:sz w:val="24"/>
+          <w:szCs w:val="24"/>
+          <w:lang w:eastAsia="en-IN"/>
+        </w:rPr>
         <w:lastRenderedPageBreak/>
-        <w:t>GET /</w:t>
-      </w:r>
-      <w:proofErr w:type="spellStart"/>
-      <w:r>
-        <w:rPr>
-          <w:rFonts w:ascii="Courier New" w:eastAsia="Times New Roman" w:hAnsi="Courier New" w:cs="Courier New"/>
-          <w:sz w:val="20"/>
-          <w:szCs w:val="20"/>
-          <w:lang w:eastAsia="en-IN"/>
-        </w:rPr>
-        <w:t>api</w:t>
-      </w:r>
-      <w:proofErr w:type="spellEnd"/>
-      <w:r>
-        <w:rPr>
-          <w:rFonts w:ascii="Courier New" w:eastAsia="Times New Roman" w:hAnsi="Courier New" w:cs="Courier New"/>
-          <w:sz w:val="20"/>
-          <w:szCs w:val="20"/>
-          <w:lang w:eastAsia="en-IN"/>
-        </w:rPr>
-        <w:t>/v1/products</w:t>
-      </w:r>
-    </w:p>
-    <w:p>
-      <w:pPr>
-        <w:spacing w:after="0" w:line="240" w:lineRule="auto"/>
-        <w:rPr>
-          <w:rFonts w:ascii="Times New Roman" w:eastAsia="Times New Roman" w:hAnsi="Times New Roman" w:cs="Times New Roman"/>
-          <w:sz w:val="24"/>
-          <w:szCs w:val="24"/>
-          <w:lang w:eastAsia="en-IN"/>
-        </w:rPr>
-      </w:pPr>
-      <w:r>
-        <w:rPr>
-          <w:rFonts w:ascii="Times New Roman" w:eastAsia="Times New Roman" w:hAnsi="Times New Roman" w:cs="Times New Roman"/>
-          <w:sz w:val="24"/>
-          <w:szCs w:val="24"/>
-          <w:lang w:eastAsia="en-IN"/>
-        </w:rPr>
         <w:pict>
           <v:rect id="_x0000_i1030" style="width:0;height:1.5pt" o:hralign="center" o:hrstd="t" o:hr="t" fillcolor="#a0a0a0" stroked="f"/>
         </w:pict>
@@ -2075,7 +2075,7 @@
           <w:lang w:eastAsia="en-IN"/>
         </w:rPr>
         <w:pict>
-          <v:rect id="_x0000_i1035" style="width:0;height:1.5pt" o:hralign="center" o:hrstd="t" o:hr="t" fillcolor="#a0a0a0" stroked="f"/>
+          <v:rect id="_x0000_i1033" style="width:0;height:1.5pt" o:hralign="center" o:hrstd="t" o:hr="t" fillcolor="#a0a0a0" stroked="f"/>
         </w:pict>
       </w:r>
     </w:p>
@@ -2380,7 +2380,7 @@
           <w:lang w:eastAsia="en-IN"/>
         </w:rPr>
         <w:pict>
-          <v:rect id="_x0000_i1037" style="width:0;height:1.5pt" o:hralign="center" o:hrstd="t" o:hr="t" fillcolor="#a0a0a0" stroked="f"/>
+          <v:rect id="_x0000_i1034" style="width:0;height:1.5pt" o:hralign="center" o:hrstd="t" o:hr="t" fillcolor="#a0a0a0" stroked="f"/>
         </w:pict>
       </w:r>
     </w:p>
@@ -2678,8 +2678,6 @@
         </w:rPr>
         <w:t>Postman Collection</w:t>
       </w:r>
-      <w:bookmarkStart w:id="0" w:name="_GoBack"/>
-      <w:bookmarkEnd w:id="0"/>
     </w:p>
     <w:p>
       <w:pPr>

--- a/Product CRUD REST API.docx
+++ b/Product CRUD REST API.docx
@@ -668,321 +668,273 @@
         </w:rPr>
         <w:t xml:space="preserve">  name: String</w:t>
       </w:r>
+      <w:r>
+        <w:rPr>
+          <w:rFonts w:ascii="Courier New" w:eastAsia="Times New Roman" w:hAnsi="Courier New" w:cs="Courier New"/>
+          <w:sz w:val="20"/>
+          <w:szCs w:val="20"/>
+          <w:lang w:eastAsia="en-IN"/>
+        </w:rPr>
+        <w:br/>
+        <w:t xml:space="preserve">  description: String,</w:t>
+      </w:r>
+      <w:r>
+        <w:rPr>
+          <w:rFonts w:ascii="Courier New" w:eastAsia="Times New Roman" w:hAnsi="Courier New" w:cs="Courier New"/>
+          <w:sz w:val="20"/>
+          <w:szCs w:val="20"/>
+          <w:lang w:eastAsia="en-IN"/>
+        </w:rPr>
+        <w:br/>
+        <w:t xml:space="preserve">  </w:t>
+      </w:r>
+      <w:proofErr w:type="spellStart"/>
+      <w:r>
+        <w:rPr>
+          <w:rFonts w:ascii="Courier New" w:eastAsia="Times New Roman" w:hAnsi="Courier New" w:cs="Courier New"/>
+          <w:sz w:val="20"/>
+          <w:szCs w:val="20"/>
+          <w:lang w:eastAsia="en-IN"/>
+        </w:rPr>
+        <w:t>shortDescription</w:t>
+      </w:r>
+      <w:proofErr w:type="spellEnd"/>
+      <w:r>
+        <w:rPr>
+          <w:rFonts w:ascii="Courier New" w:eastAsia="Times New Roman" w:hAnsi="Courier New" w:cs="Courier New"/>
+          <w:sz w:val="20"/>
+          <w:szCs w:val="20"/>
+          <w:lang w:eastAsia="en-IN"/>
+        </w:rPr>
+        <w:t>: String,</w:t>
+      </w:r>
+      <w:r>
+        <w:rPr>
+          <w:rFonts w:ascii="Courier New" w:eastAsia="Times New Roman" w:hAnsi="Courier New" w:cs="Courier New"/>
+          <w:sz w:val="20"/>
+          <w:szCs w:val="20"/>
+          <w:lang w:eastAsia="en-IN"/>
+        </w:rPr>
+        <w:br/>
+        <w:t xml:space="preserve">  </w:t>
+      </w:r>
+      <w:r>
+        <w:rPr>
+          <w:rFonts w:ascii="Courier New" w:eastAsia="Times New Roman" w:hAnsi="Courier New" w:cs="Courier New"/>
+          <w:sz w:val="20"/>
+          <w:szCs w:val="20"/>
+          <w:lang w:eastAsia="en-IN"/>
+        </w:rPr>
+        <w:br/>
+      </w:r>
+      <w:r>
+        <w:rPr>
+          <w:rFonts w:ascii="Courier New" w:eastAsia="Times New Roman" w:hAnsi="Courier New" w:cs="Courier New"/>
+          <w:sz w:val="20"/>
+          <w:szCs w:val="20"/>
+          <w:lang w:eastAsia="en-IN"/>
+        </w:rPr>
+        <w:lastRenderedPageBreak/>
+        <w:t xml:space="preserve">  brand: String,</w:t>
+      </w:r>
+      <w:r>
+        <w:rPr>
+          <w:rFonts w:ascii="Courier New" w:eastAsia="Times New Roman" w:hAnsi="Courier New" w:cs="Courier New"/>
+          <w:sz w:val="20"/>
+          <w:szCs w:val="20"/>
+          <w:lang w:eastAsia="en-IN"/>
+        </w:rPr>
+        <w:br/>
+        <w:t xml:space="preserve">  category: </w:t>
+      </w:r>
+      <w:r>
+        <w:rPr>
+          <w:rFonts w:ascii="Courier New" w:eastAsia="Times New Roman" w:hAnsi="Courier New" w:cs="Courier New"/>
+          <w:sz w:val="20"/>
+          <w:szCs w:val="20"/>
+          <w:lang w:eastAsia="en-IN"/>
+        </w:rPr>
+        <w:t>String</w:t>
+      </w:r>
+      <w:r>
+        <w:rPr>
+          <w:rFonts w:ascii="Courier New" w:eastAsia="Times New Roman" w:hAnsi="Courier New" w:cs="Courier New"/>
+          <w:sz w:val="20"/>
+          <w:szCs w:val="20"/>
+          <w:lang w:eastAsia="en-IN"/>
+        </w:rPr>
+        <w:br/>
+        <w:t xml:space="preserve">  price: Number,</w:t>
+      </w:r>
+      <w:r>
+        <w:rPr>
+          <w:rFonts w:ascii="Courier New" w:eastAsia="Times New Roman" w:hAnsi="Courier New" w:cs="Courier New"/>
+          <w:sz w:val="20"/>
+          <w:szCs w:val="20"/>
+          <w:lang w:eastAsia="en-IN"/>
+        </w:rPr>
+        <w:br/>
+        <w:t xml:space="preserve">  </w:t>
+      </w:r>
+      <w:proofErr w:type="spellStart"/>
+      <w:r>
+        <w:rPr>
+          <w:rFonts w:ascii="Courier New" w:eastAsia="Times New Roman" w:hAnsi="Courier New" w:cs="Courier New"/>
+          <w:sz w:val="20"/>
+          <w:szCs w:val="20"/>
+          <w:lang w:eastAsia="en-IN"/>
+        </w:rPr>
+        <w:t>discountPrice</w:t>
+      </w:r>
+      <w:proofErr w:type="spellEnd"/>
+      <w:r>
+        <w:rPr>
+          <w:rFonts w:ascii="Courier New" w:eastAsia="Times New Roman" w:hAnsi="Courier New" w:cs="Courier New"/>
+          <w:sz w:val="20"/>
+          <w:szCs w:val="20"/>
+          <w:lang w:eastAsia="en-IN"/>
+        </w:rPr>
+        <w:t>: Number,</w:t>
+      </w:r>
+      <w:r>
+        <w:rPr>
+          <w:rFonts w:ascii="Courier New" w:eastAsia="Times New Roman" w:hAnsi="Courier New" w:cs="Courier New"/>
+          <w:sz w:val="20"/>
+          <w:szCs w:val="20"/>
+          <w:lang w:eastAsia="en-IN"/>
+        </w:rPr>
+        <w:br/>
+        <w:t xml:space="preserve">  currency: String,</w:t>
+      </w:r>
+      <w:r>
+        <w:rPr>
+          <w:rFonts w:ascii="Courier New" w:eastAsia="Times New Roman" w:hAnsi="Courier New" w:cs="Courier New"/>
+          <w:sz w:val="20"/>
+          <w:szCs w:val="20"/>
+          <w:lang w:eastAsia="en-IN"/>
+        </w:rPr>
+        <w:br/>
+      </w:r>
+      <w:r>
+        <w:rPr>
+          <w:rFonts w:ascii="Courier New" w:eastAsia="Times New Roman" w:hAnsi="Courier New" w:cs="Courier New"/>
+          <w:sz w:val="20"/>
+          <w:szCs w:val="20"/>
+          <w:lang w:eastAsia="en-IN"/>
+        </w:rPr>
+        <w:br/>
+        <w:t xml:space="preserve">  variants</w:t>
+      </w:r>
+      <w:r>
+        <w:rPr>
+          <w:rFonts w:ascii="Courier New" w:eastAsia="Times New Roman" w:hAnsi="Courier New" w:cs="Courier New"/>
+          <w:sz w:val="20"/>
+          <w:szCs w:val="20"/>
+          <w:lang w:eastAsia="en-IN"/>
+        </w:rPr>
+        <w:t>: [</w:t>
+      </w:r>
+      <w:r>
+        <w:rPr>
+          <w:rFonts w:ascii="Courier New" w:eastAsia="Times New Roman" w:hAnsi="Courier New" w:cs="Courier New"/>
+          <w:sz w:val="20"/>
+          <w:szCs w:val="20"/>
+          <w:lang w:eastAsia="en-IN"/>
+        </w:rPr>
+        <w:br/>
+        <w:t xml:space="preserve">    {</w:t>
+      </w:r>
+      <w:r>
+        <w:rPr>
+          <w:rFonts w:ascii="Courier New" w:eastAsia="Times New Roman" w:hAnsi="Courier New" w:cs="Courier New"/>
+          <w:sz w:val="20"/>
+          <w:szCs w:val="20"/>
+          <w:lang w:eastAsia="en-IN"/>
+        </w:rPr>
+        <w:br/>
+        <w:t xml:space="preserve">      size: String,</w:t>
+      </w:r>
+      <w:r>
+        <w:rPr>
+          <w:rFonts w:ascii="Courier New" w:eastAsia="Times New Roman" w:hAnsi="Courier New" w:cs="Courier New"/>
+          <w:sz w:val="20"/>
+          <w:szCs w:val="20"/>
+          <w:lang w:eastAsia="en-IN"/>
+        </w:rPr>
+        <w:br/>
+        <w:t xml:space="preserve">      </w:t>
+      </w:r>
+      <w:proofErr w:type="spellStart"/>
+      <w:r>
+        <w:rPr>
+          <w:rFonts w:ascii="Courier New" w:eastAsia="Times New Roman" w:hAnsi="Courier New" w:cs="Courier New"/>
+          <w:sz w:val="20"/>
+          <w:szCs w:val="20"/>
+          <w:lang w:eastAsia="en-IN"/>
+        </w:rPr>
+        <w:t>color</w:t>
+      </w:r>
+      <w:proofErr w:type="spellEnd"/>
+      <w:r>
+        <w:rPr>
+          <w:rFonts w:ascii="Courier New" w:eastAsia="Times New Roman" w:hAnsi="Courier New" w:cs="Courier New"/>
+          <w:sz w:val="20"/>
+          <w:szCs w:val="20"/>
+          <w:lang w:eastAsia="en-IN"/>
+        </w:rPr>
+        <w:t>: String,</w:t>
+      </w:r>
+      <w:r>
+        <w:rPr>
+          <w:rFonts w:ascii="Courier New" w:eastAsia="Times New Roman" w:hAnsi="Courier New" w:cs="Courier New"/>
+          <w:sz w:val="20"/>
+          <w:szCs w:val="20"/>
+          <w:lang w:eastAsia="en-IN"/>
+        </w:rPr>
+        <w:br/>
+        <w:t xml:space="preserve">      stock: Number,</w:t>
+      </w:r>
+      <w:r>
+        <w:rPr>
+          <w:rFonts w:ascii="Courier New" w:eastAsia="Times New Roman" w:hAnsi="Courier New" w:cs="Courier New"/>
+          <w:sz w:val="20"/>
+          <w:szCs w:val="20"/>
+          <w:lang w:eastAsia="en-IN"/>
+        </w:rPr>
+        <w:br/>
+        <w:t xml:space="preserve">      </w:t>
+      </w:r>
+      <w:r>
+        <w:rPr>
+          <w:rFonts w:ascii="Courier New" w:eastAsia="Times New Roman" w:hAnsi="Courier New" w:cs="Courier New"/>
+          <w:sz w:val="20"/>
+          <w:szCs w:val="20"/>
+          <w:lang w:eastAsia="en-IN"/>
+        </w:rPr>
+        <w:t>price: Number</w:t>
+      </w:r>
+      <w:r>
+        <w:rPr>
+          <w:rFonts w:ascii="Courier New" w:eastAsia="Times New Roman" w:hAnsi="Courier New" w:cs="Courier New"/>
+          <w:sz w:val="20"/>
+          <w:szCs w:val="20"/>
+          <w:lang w:eastAsia="en-IN"/>
+        </w:rPr>
+        <w:br/>
+        <w:t xml:space="preserve">    }</w:t>
+      </w:r>
+      <w:r>
+        <w:rPr>
+          <w:rFonts w:ascii="Courier New" w:eastAsia="Times New Roman" w:hAnsi="Courier New" w:cs="Courier New"/>
+          <w:sz w:val="20"/>
+          <w:szCs w:val="20"/>
+          <w:lang w:eastAsia="en-IN"/>
+        </w:rPr>
+        <w:br/>
+        <w:t xml:space="preserve">  ],</w:t>
+      </w:r>
       <w:bookmarkStart w:id="0" w:name="_GoBack"/>
       <w:bookmarkEnd w:id="0"/>
-      <w:r>
-        <w:rPr>
-          <w:rFonts w:ascii="Courier New" w:eastAsia="Times New Roman" w:hAnsi="Courier New" w:cs="Courier New"/>
-          <w:sz w:val="20"/>
-          <w:szCs w:val="20"/>
-          <w:lang w:eastAsia="en-IN"/>
-        </w:rPr>
-        <w:br/>
-        <w:t xml:space="preserve">  description: String,</w:t>
-      </w:r>
-      <w:r>
-        <w:rPr>
-          <w:rFonts w:ascii="Courier New" w:eastAsia="Times New Roman" w:hAnsi="Courier New" w:cs="Courier New"/>
-          <w:sz w:val="20"/>
-          <w:szCs w:val="20"/>
-          <w:lang w:eastAsia="en-IN"/>
-        </w:rPr>
-        <w:br/>
-        <w:t xml:space="preserve">  </w:t>
-      </w:r>
-      <w:proofErr w:type="spellStart"/>
-      <w:r>
-        <w:rPr>
-          <w:rFonts w:ascii="Courier New" w:eastAsia="Times New Roman" w:hAnsi="Courier New" w:cs="Courier New"/>
-          <w:sz w:val="20"/>
-          <w:szCs w:val="20"/>
-          <w:lang w:eastAsia="en-IN"/>
-        </w:rPr>
-        <w:t>shortDescription</w:t>
-      </w:r>
-      <w:proofErr w:type="spellEnd"/>
-      <w:r>
-        <w:rPr>
-          <w:rFonts w:ascii="Courier New" w:eastAsia="Times New Roman" w:hAnsi="Courier New" w:cs="Courier New"/>
-          <w:sz w:val="20"/>
-          <w:szCs w:val="20"/>
-          <w:lang w:eastAsia="en-IN"/>
-        </w:rPr>
-        <w:t>: String,</w:t>
-      </w:r>
-      <w:r>
-        <w:rPr>
-          <w:rFonts w:ascii="Courier New" w:eastAsia="Times New Roman" w:hAnsi="Courier New" w:cs="Courier New"/>
-          <w:sz w:val="20"/>
-          <w:szCs w:val="20"/>
-          <w:lang w:eastAsia="en-IN"/>
-        </w:rPr>
-        <w:br/>
-        <w:t xml:space="preserve">  </w:t>
-      </w:r>
-      <w:r>
-        <w:rPr>
-          <w:rFonts w:ascii="Courier New" w:eastAsia="Times New Roman" w:hAnsi="Courier New" w:cs="Courier New"/>
-          <w:sz w:val="20"/>
-          <w:szCs w:val="20"/>
-          <w:lang w:eastAsia="en-IN"/>
-        </w:rPr>
-        <w:br/>
-      </w:r>
-      <w:r>
-        <w:rPr>
-          <w:rFonts w:ascii="Courier New" w:eastAsia="Times New Roman" w:hAnsi="Courier New" w:cs="Courier New"/>
-          <w:sz w:val="20"/>
-          <w:szCs w:val="20"/>
-          <w:lang w:eastAsia="en-IN"/>
-        </w:rPr>
-        <w:lastRenderedPageBreak/>
-        <w:t xml:space="preserve">  brand: String,</w:t>
-      </w:r>
-      <w:r>
-        <w:rPr>
-          <w:rFonts w:ascii="Courier New" w:eastAsia="Times New Roman" w:hAnsi="Courier New" w:cs="Courier New"/>
-          <w:sz w:val="20"/>
-          <w:szCs w:val="20"/>
-          <w:lang w:eastAsia="en-IN"/>
-        </w:rPr>
-        <w:br/>
-        <w:t xml:space="preserve">  category: </w:t>
-      </w:r>
-      <w:r>
-        <w:rPr>
-          <w:rFonts w:ascii="Courier New" w:eastAsia="Times New Roman" w:hAnsi="Courier New" w:cs="Courier New"/>
-          <w:sz w:val="20"/>
-          <w:szCs w:val="20"/>
-          <w:lang w:eastAsia="en-IN"/>
-        </w:rPr>
-        <w:t>String</w:t>
-      </w:r>
-      <w:r>
-        <w:rPr>
-          <w:rFonts w:ascii="Courier New" w:eastAsia="Times New Roman" w:hAnsi="Courier New" w:cs="Courier New"/>
-          <w:sz w:val="20"/>
-          <w:szCs w:val="20"/>
-          <w:lang w:eastAsia="en-IN"/>
-        </w:rPr>
-        <w:br/>
-        <w:t xml:space="preserve">  price: Number,</w:t>
-      </w:r>
-      <w:r>
-        <w:rPr>
-          <w:rFonts w:ascii="Courier New" w:eastAsia="Times New Roman" w:hAnsi="Courier New" w:cs="Courier New"/>
-          <w:sz w:val="20"/>
-          <w:szCs w:val="20"/>
-          <w:lang w:eastAsia="en-IN"/>
-        </w:rPr>
-        <w:br/>
-        <w:t xml:space="preserve">  </w:t>
-      </w:r>
-      <w:proofErr w:type="spellStart"/>
-      <w:r>
-        <w:rPr>
-          <w:rFonts w:ascii="Courier New" w:eastAsia="Times New Roman" w:hAnsi="Courier New" w:cs="Courier New"/>
-          <w:sz w:val="20"/>
-          <w:szCs w:val="20"/>
-          <w:lang w:eastAsia="en-IN"/>
-        </w:rPr>
-        <w:t>discountPrice</w:t>
-      </w:r>
-      <w:proofErr w:type="spellEnd"/>
-      <w:r>
-        <w:rPr>
-          <w:rFonts w:ascii="Courier New" w:eastAsia="Times New Roman" w:hAnsi="Courier New" w:cs="Courier New"/>
-          <w:sz w:val="20"/>
-          <w:szCs w:val="20"/>
-          <w:lang w:eastAsia="en-IN"/>
-        </w:rPr>
-        <w:t>: Number,</w:t>
-      </w:r>
-      <w:r>
-        <w:rPr>
-          <w:rFonts w:ascii="Courier New" w:eastAsia="Times New Roman" w:hAnsi="Courier New" w:cs="Courier New"/>
-          <w:sz w:val="20"/>
-          <w:szCs w:val="20"/>
-          <w:lang w:eastAsia="en-IN"/>
-        </w:rPr>
-        <w:br/>
-        <w:t xml:space="preserve">  currency: String,</w:t>
-      </w:r>
-      <w:r>
-        <w:rPr>
-          <w:rFonts w:ascii="Courier New" w:eastAsia="Times New Roman" w:hAnsi="Courier New" w:cs="Courier New"/>
-          <w:sz w:val="20"/>
-          <w:szCs w:val="20"/>
-          <w:lang w:eastAsia="en-IN"/>
-        </w:rPr>
-        <w:br/>
-      </w:r>
-      <w:r>
-        <w:rPr>
-          <w:rFonts w:ascii="Courier New" w:eastAsia="Times New Roman" w:hAnsi="Courier New" w:cs="Courier New"/>
-          <w:sz w:val="20"/>
-          <w:szCs w:val="20"/>
-          <w:lang w:eastAsia="en-IN"/>
-        </w:rPr>
-        <w:br/>
-        <w:t xml:space="preserve">  variants</w:t>
-      </w:r>
-      <w:r>
-        <w:rPr>
-          <w:rFonts w:ascii="Courier New" w:eastAsia="Times New Roman" w:hAnsi="Courier New" w:cs="Courier New"/>
-          <w:sz w:val="20"/>
-          <w:szCs w:val="20"/>
-          <w:lang w:eastAsia="en-IN"/>
-        </w:rPr>
-        <w:t>: [</w:t>
-      </w:r>
-      <w:r>
-        <w:rPr>
-          <w:rFonts w:ascii="Courier New" w:eastAsia="Times New Roman" w:hAnsi="Courier New" w:cs="Courier New"/>
-          <w:sz w:val="20"/>
-          <w:szCs w:val="20"/>
-          <w:lang w:eastAsia="en-IN"/>
-        </w:rPr>
-        <w:br/>
-        <w:t xml:space="preserve">    {</w:t>
-      </w:r>
-      <w:r>
-        <w:rPr>
-          <w:rFonts w:ascii="Courier New" w:eastAsia="Times New Roman" w:hAnsi="Courier New" w:cs="Courier New"/>
-          <w:sz w:val="20"/>
-          <w:szCs w:val="20"/>
-          <w:lang w:eastAsia="en-IN"/>
-        </w:rPr>
-        <w:br/>
-        <w:t xml:space="preserve">      size: String,</w:t>
-      </w:r>
-      <w:r>
-        <w:rPr>
-          <w:rFonts w:ascii="Courier New" w:eastAsia="Times New Roman" w:hAnsi="Courier New" w:cs="Courier New"/>
-          <w:sz w:val="20"/>
-          <w:szCs w:val="20"/>
-          <w:lang w:eastAsia="en-IN"/>
-        </w:rPr>
-        <w:br/>
-        <w:t xml:space="preserve">      </w:t>
-      </w:r>
-      <w:proofErr w:type="spellStart"/>
-      <w:r>
-        <w:rPr>
-          <w:rFonts w:ascii="Courier New" w:eastAsia="Times New Roman" w:hAnsi="Courier New" w:cs="Courier New"/>
-          <w:sz w:val="20"/>
-          <w:szCs w:val="20"/>
-          <w:lang w:eastAsia="en-IN"/>
-        </w:rPr>
-        <w:t>color</w:t>
-      </w:r>
-      <w:proofErr w:type="spellEnd"/>
-      <w:r>
-        <w:rPr>
-          <w:rFonts w:ascii="Courier New" w:eastAsia="Times New Roman" w:hAnsi="Courier New" w:cs="Courier New"/>
-          <w:sz w:val="20"/>
-          <w:szCs w:val="20"/>
-          <w:lang w:eastAsia="en-IN"/>
-        </w:rPr>
-        <w:t>: String,</w:t>
-      </w:r>
-      <w:r>
-        <w:rPr>
-          <w:rFonts w:ascii="Courier New" w:eastAsia="Times New Roman" w:hAnsi="Courier New" w:cs="Courier New"/>
-          <w:sz w:val="20"/>
-          <w:szCs w:val="20"/>
-          <w:lang w:eastAsia="en-IN"/>
-        </w:rPr>
-        <w:br/>
-        <w:t xml:space="preserve">      stock: Number,</w:t>
-      </w:r>
-      <w:r>
-        <w:rPr>
-          <w:rFonts w:ascii="Courier New" w:eastAsia="Times New Roman" w:hAnsi="Courier New" w:cs="Courier New"/>
-          <w:sz w:val="20"/>
-          <w:szCs w:val="20"/>
-          <w:lang w:eastAsia="en-IN"/>
-        </w:rPr>
-        <w:br/>
-        <w:t xml:space="preserve">      price: Number</w:t>
-      </w:r>
-      <w:r>
-        <w:rPr>
-          <w:rFonts w:ascii="Courier New" w:eastAsia="Times New Roman" w:hAnsi="Courier New" w:cs="Courier New"/>
-          <w:sz w:val="20"/>
-          <w:szCs w:val="20"/>
-          <w:lang w:eastAsia="en-IN"/>
-        </w:rPr>
-        <w:br/>
-        <w:t xml:space="preserve">    }</w:t>
-      </w:r>
-      <w:r>
-        <w:rPr>
-          <w:rFonts w:ascii="Courier New" w:eastAsia="Times New Roman" w:hAnsi="Courier New" w:cs="Courier New"/>
-          <w:sz w:val="20"/>
-          <w:szCs w:val="20"/>
-          <w:lang w:eastAsia="en-IN"/>
-        </w:rPr>
-        <w:br/>
-        <w:t xml:space="preserve">  ],</w:t>
-      </w:r>
-      <w:r>
-        <w:rPr>
-          <w:rFonts w:ascii="Courier New" w:eastAsia="Times New Roman" w:hAnsi="Courier New" w:cs="Courier New"/>
-          <w:sz w:val="20"/>
-          <w:szCs w:val="20"/>
-          <w:lang w:eastAsia="en-IN"/>
-        </w:rPr>
-        <w:br/>
-      </w:r>
-      <w:r>
-        <w:rPr>
-          <w:rFonts w:ascii="Courier New" w:eastAsia="Times New Roman" w:hAnsi="Courier New" w:cs="Courier New"/>
-          <w:sz w:val="20"/>
-          <w:szCs w:val="20"/>
-          <w:lang w:eastAsia="en-IN"/>
-        </w:rPr>
-        <w:br/>
-        <w:t xml:space="preserve">  images</w:t>
-      </w:r>
-      <w:r>
-        <w:rPr>
-          <w:rFonts w:ascii="Courier New" w:eastAsia="Times New Roman" w:hAnsi="Courier New" w:cs="Courier New"/>
-          <w:sz w:val="20"/>
-          <w:szCs w:val="20"/>
-          <w:lang w:eastAsia="en-IN"/>
-        </w:rPr>
-        <w:t xml:space="preserve">: </w:t>
-      </w:r>
-      <w:r>
-        <w:rPr>
-          <w:rFonts w:ascii="Courier New" w:eastAsia="Times New Roman" w:hAnsi="Courier New" w:cs="Courier New"/>
-          <w:sz w:val="20"/>
-          <w:szCs w:val="20"/>
-          <w:lang w:eastAsia="en-IN"/>
-        </w:rPr>
-        <w:br/>
-        <w:t xml:space="preserve">    {</w:t>
-      </w:r>
-      <w:r>
-        <w:rPr>
-          <w:rFonts w:ascii="Courier New" w:eastAsia="Times New Roman" w:hAnsi="Courier New" w:cs="Courier New"/>
-          <w:sz w:val="20"/>
-          <w:szCs w:val="20"/>
-          <w:lang w:eastAsia="en-IN"/>
-        </w:rPr>
-        <w:br/>
-        <w:t xml:space="preserve">      url: String</w:t>
-      </w:r>
-      <w:r>
-        <w:rPr>
-          <w:rFonts w:ascii="Courier New" w:eastAsia="Times New Roman" w:hAnsi="Courier New" w:cs="Courier New"/>
-          <w:sz w:val="20"/>
-          <w:szCs w:val="20"/>
-          <w:lang w:eastAsia="en-IN"/>
-        </w:rPr>
-        <w:t>,</w:t>
-      </w:r>
     </w:p>
     <w:p>
       <w:pPr>
@@ -1019,35 +971,28 @@
           <w:szCs w:val="20"/>
           <w:lang w:eastAsia="en-IN"/>
         </w:rPr>
-        <w:t>}</w:t>
-      </w:r>
-      <w:r>
-        <w:rPr>
-          <w:rFonts w:ascii="Courier New" w:eastAsia="Times New Roman" w:hAnsi="Courier New" w:cs="Courier New"/>
-          <w:sz w:val="20"/>
-          <w:szCs w:val="20"/>
-          <w:lang w:eastAsia="en-IN"/>
-        </w:rPr>
-        <w:t>,</w:t>
-      </w:r>
-      <w:r>
-        <w:rPr>
-          <w:rFonts w:ascii="Courier New" w:eastAsia="Times New Roman" w:hAnsi="Courier New" w:cs="Courier New"/>
-          <w:sz w:val="20"/>
-          <w:szCs w:val="20"/>
-          <w:lang w:eastAsia="en-IN"/>
-        </w:rPr>
         <w:br/>
-      </w:r>
-      <w:r>
-        <w:rPr>
-          <w:rFonts w:ascii="Courier New" w:eastAsia="Times New Roman" w:hAnsi="Courier New" w:cs="Courier New"/>
-          <w:sz w:val="20"/>
-          <w:szCs w:val="20"/>
-          <w:lang w:eastAsia="en-IN"/>
-        </w:rPr>
-        <w:br/>
-        <w:t xml:space="preserve">  tags: [String],</w:t>
+        <w:t xml:space="preserve">  </w:t>
+      </w:r>
+      <w:proofErr w:type="gramStart"/>
+      <w:r>
+        <w:rPr>
+          <w:rFonts w:ascii="Courier New" w:eastAsia="Times New Roman" w:hAnsi="Courier New" w:cs="Courier New"/>
+          <w:sz w:val="20"/>
+          <w:szCs w:val="20"/>
+          <w:lang w:eastAsia="en-IN"/>
+        </w:rPr>
+        <w:t>tags</w:t>
+      </w:r>
+      <w:proofErr w:type="gramEnd"/>
+      <w:r>
+        <w:rPr>
+          <w:rFonts w:ascii="Courier New" w:eastAsia="Times New Roman" w:hAnsi="Courier New" w:cs="Courier New"/>
+          <w:sz w:val="20"/>
+          <w:szCs w:val="20"/>
+          <w:lang w:eastAsia="en-IN"/>
+        </w:rPr>
+        <w:t>: [String],</w:t>
       </w:r>
       <w:r>
         <w:rPr>
@@ -1145,26 +1090,7 @@
           <w:lang w:eastAsia="en-IN"/>
         </w:rPr>
         <w:br/>
-      </w:r>
-      <w:proofErr w:type="gramStart"/>
-      <w:r>
-        <w:rPr>
-          <w:rFonts w:ascii="Courier New" w:eastAsia="Times New Roman" w:hAnsi="Courier New" w:cs="Courier New"/>
-          <w:sz w:val="20"/>
-          <w:szCs w:val="20"/>
-          <w:lang w:eastAsia="en-IN"/>
-        </w:rPr>
-        <w:t xml:space="preserve"> </w:t>
-      </w:r>
-      <w:proofErr w:type="gramEnd"/>
-      <w:r>
-        <w:rPr>
-          <w:rFonts w:ascii="Courier New" w:eastAsia="Times New Roman" w:hAnsi="Courier New" w:cs="Courier New"/>
-          <w:sz w:val="20"/>
-          <w:szCs w:val="20"/>
-          <w:lang w:eastAsia="en-IN"/>
-        </w:rPr>
-        <w:t xml:space="preserve"> },</w:t>
+        <w:t xml:space="preserve">  },</w:t>
       </w:r>
       <w:r>
         <w:rPr>
@@ -1672,7 +1598,6 @@
           <w:szCs w:val="24"/>
           <w:lang w:eastAsia="en-IN"/>
         </w:rPr>
-        <w:lastRenderedPageBreak/>
         <w:pict>
           <v:rect id="_x0000_i1030" style="width:0;height:1.5pt" o:hralign="center" o:hrstd="t" o:hr="t" fillcolor="#a0a0a0" stroked="f"/>
         </w:pict>
@@ -1738,6 +1663,7 @@
           <w:szCs w:val="20"/>
           <w:lang w:eastAsia="en-IN"/>
         </w:rPr>
+        <w:lastRenderedPageBreak/>
         <w:t>GET /</w:t>
       </w:r>
       <w:proofErr w:type="spellStart"/>
@@ -2703,7 +2629,6 @@
           <w:szCs w:val="48"/>
           <w:lang w:eastAsia="en-IN"/>
         </w:rPr>
-        <w:lastRenderedPageBreak/>
         <w:t>10</w:t>
       </w:r>
       <w:r>
@@ -2764,6 +2689,7 @@
           <w:szCs w:val="24"/>
           <w:lang w:eastAsia="en-IN"/>
         </w:rPr>
+        <w:lastRenderedPageBreak/>
         <w:t xml:space="preserve">Clean architecture </w:t>
       </w:r>
     </w:p>
